--- a/v3/四校真题考点与难度复核总结.docx
+++ b/v3/四校真题考点与难度复核总结.docx
@@ -10846,7 +10846,7 @@
           <w:color w:val="555555"/>
           <w:sz w:val="19"/>
         </w:rPr>
-        <w:t>本总结为 v3；配套《高频考点复核版》四册沿用 v2 原件（内容未变），四册与 v2 目录内文件一致。</w:t>
+        <w:t>v3 目录含本总结与配套《高频考点复核版》四册（5 对、10 个文件）；四册内容与 v2 版一致。</w:t>
       </w:r>
     </w:p>
     <w:sectPr>
